--- a/Manuels/Manuel_ICA_module.docx
+++ b/Manuels/Manuel_ICA_module.docx
@@ -93,14 +93,14 @@
           <w:rFonts w:ascii="Calibri" w:hAnsi="Calibri" w:cs="Calibri"/>
           <w:lang w:val="en-US"/>
         </w:rPr>
-        <w:t>.0</w:t>
-      </w:r>
-      <w:r>
-        <w:rPr>
-          <w:rFonts w:ascii="Calibri" w:hAnsi="Calibri" w:cs="Calibri"/>
-          <w:lang w:val="en-US"/>
-        </w:rPr>
-        <w:t>1</w:t>
+        <w:t>.</w:t>
+      </w:r>
+      <w:r>
+        <w:rPr>
+          <w:rFonts w:ascii="Calibri" w:hAnsi="Calibri" w:cs="Calibri"/>
+          <w:lang w:val="en-US"/>
+        </w:rPr>
+        <w:t>16</w:t>
       </w:r>
       <w:r>
         <w:rPr>
@@ -114,7 +114,7 @@
           <w:rFonts w:ascii="Calibri" w:hAnsi="Calibri" w:cs="Calibri"/>
           <w:lang w:val="en-US"/>
         </w:rPr>
-        <w:t>20</w:t>
+        <w:t>19</w:t>
       </w:r>
       <w:r>
         <w:rPr>
@@ -128,7 +128,7 @@
           <w:rFonts w:ascii="Calibri" w:hAnsi="Calibri" w:cs="Calibri"/>
           <w:lang w:val="en-US"/>
         </w:rPr>
-        <w:t>11</w:t>
+        <w:t>09</w:t>
       </w:r>
       <w:r>
         <w:rPr>
@@ -142,7 +142,7 @@
           <w:rFonts w:ascii="Calibri" w:hAnsi="Calibri" w:cs="Calibri"/>
           <w:lang w:val="en-US"/>
         </w:rPr>
-        <w:t>5</w:t>
+        <w:t>6</w:t>
       </w:r>
     </w:p>
     <w:p>
@@ -311,7 +311,21 @@
         <w:rPr>
           <w:lang w:val="en-US"/>
         </w:rPr>
-        <w:t>suggested by M. Zibulevsky.</w:t>
+        <w:t xml:space="preserve">suggested by M. </w:t>
+      </w:r>
+      <w:proofErr w:type="spellStart"/>
+      <w:r>
+        <w:rPr>
+          <w:lang w:val="en-US"/>
+        </w:rPr>
+        <w:t>Zibulevsky</w:t>
+      </w:r>
+      <w:proofErr w:type="spellEnd"/>
+      <w:r>
+        <w:rPr>
+          <w:lang w:val="en-US"/>
+        </w:rPr>
+        <w:t>.</w:t>
       </w:r>
       <w:r>
         <w:rPr>
@@ -688,6 +702,18 @@
         </w:rPr>
         <w:t>clear the cell (result will be the same).</w:t>
       </w:r>
+      <w:r>
+        <w:rPr>
+          <w:lang w:val="en-US"/>
+        </w:rPr>
+        <w:br/>
+      </w:r>
+      <w:r>
+        <w:rPr>
+          <w:lang w:val="en-US"/>
+        </w:rPr>
+        <w:t>In batch mode, this table is automatically filled with bridged channels if ICA is preceded by Bridge Detection in the batch, and with flat channel used for Reref if ICA is preceded by Re-Reference module to another channel than the average.</w:t>
+      </w:r>
     </w:p>
     <w:p>
       <w:pPr>
@@ -1146,6 +1172,7 @@
         <w:rPr>
           <w:lang w:val="en-US"/>
         </w:rPr>
+        <w:lastRenderedPageBreak/>
         <w:t xml:space="preserve">The toolbox will display the topography of the first X components (X as specified in point 5) alongside the labels estimated by </w:t>
       </w:r>
       <w:proofErr w:type="spellStart"/>
@@ -1239,7 +1266,6 @@
         <w:rPr>
           <w:lang w:val="en-US"/>
         </w:rPr>
-        <w:lastRenderedPageBreak/>
         <w:t xml:space="preserve">Look also to heat -beat activity. The best way to found is to found regular peak in the trace of ICA component. </w:t>
       </w:r>
       <w:r>
@@ -2096,12 +2122,23 @@
           <w:lang w:val="en-US"/>
         </w:rPr>
       </w:pPr>
-      <w:r>
+    </w:p>
+    <w:p>
+      <w:pPr>
+        <w:spacing w:line="240" w:lineRule="auto"/>
+        <w:ind w:firstLine="0"/>
         <w:rPr>
           <w:b/>
           <w:bCs/>
           <w:lang w:val="en-US"/>
         </w:rPr>
+      </w:pPr>
+      <w:r>
+        <w:rPr>
+          <w:b/>
+          <w:bCs/>
+          <w:lang w:val="en-US"/>
+        </w:rPr>
         <w:t>Can I perform ICA decomposition after the signal has been interpolated or re-referenced?</w:t>
       </w:r>
     </w:p>
@@ -2117,7 +2154,7 @@
         <w:rPr>
           <w:lang w:val="en-US"/>
         </w:rPr>
-        <w:t xml:space="preserve">No. It is not recommended. </w:t>
+        <w:t xml:space="preserve">It is not recommended. </w:t>
       </w:r>
       <w:r>
         <w:rPr>
@@ -2147,7 +2184,19 @@
         <w:rPr>
           <w:lang w:val="en-US"/>
         </w:rPr>
-        <w:t xml:space="preserve"> become rank deficient. ICA algorithms (and the Infomax ICA algorithm in particular) are not designed to handle rank-deficient data and will therefore fail.</w:t>
+        <w:t xml:space="preserve"> </w:t>
+      </w:r>
+      <w:r>
+        <w:rPr>
+          <w:lang w:val="en-US"/>
+        </w:rPr>
+        <w:t>becomes</w:t>
+      </w:r>
+      <w:r>
+        <w:rPr>
+          <w:lang w:val="en-US"/>
+        </w:rPr>
+        <w:t xml:space="preserve"> rank deficient. ICA algorithms (and the Infomax ICA algorithm in particular) are not designed to handle rank-deficient data and will therefore fail.</w:t>
       </w:r>
     </w:p>
     <w:p>
@@ -2158,14 +2207,12 @@
           <w:lang w:val="en-US"/>
         </w:rPr>
       </w:pPr>
-      <w:proofErr w:type="spellStart"/>
-      <w:r>
-        <w:rPr>
-          <w:lang w:val="en-US"/>
-        </w:rPr>
-        <w:t>Foe</w:t>
-      </w:r>
-      <w:proofErr w:type="spellEnd"/>
+      <w:r>
+        <w:rPr>
+          <w:lang w:val="en-US"/>
+        </w:rPr>
+        <w:t>For</w:t>
+      </w:r>
       <w:r>
         <w:rPr>
           <w:lang w:val="en-US"/>
@@ -2251,6 +2298,116 @@
           <w:lang w:val="en-US"/>
         </w:rPr>
       </w:pPr>
+      <w:r>
+        <w:rPr>
+          <w:lang w:val="en-US"/>
+        </w:rPr>
+        <w:t xml:space="preserve">There is one exception to this rule. </w:t>
+      </w:r>
+      <w:r>
+        <w:rPr>
+          <w:rFonts w:ascii="Calibri" w:hAnsi="Calibri" w:cs="Calibri"/>
+          <w:lang w:val="en-US"/>
+        </w:rPr>
+        <w:t xml:space="preserve">If you are working with the </w:t>
+      </w:r>
+      <w:proofErr w:type="spellStart"/>
+      <w:r>
+        <w:rPr>
+          <w:rFonts w:ascii="Calibri" w:hAnsi="Calibri" w:cs="Calibri"/>
+          <w:lang w:val="en-US"/>
+        </w:rPr>
+        <w:t>Biosemi</w:t>
+      </w:r>
+      <w:proofErr w:type="spellEnd"/>
+      <w:r>
+        <w:rPr>
+          <w:rFonts w:ascii="Calibri" w:hAnsi="Calibri" w:cs="Calibri"/>
+          <w:lang w:val="en-US"/>
+        </w:rPr>
+        <w:t xml:space="preserve"> system, EEGLAB and </w:t>
+      </w:r>
+      <w:proofErr w:type="spellStart"/>
+      <w:r>
+        <w:rPr>
+          <w:rFonts w:ascii="Calibri" w:hAnsi="Calibri" w:cs="Calibri"/>
+          <w:lang w:val="en-US"/>
+        </w:rPr>
+        <w:t>FieldTrip</w:t>
+      </w:r>
+      <w:proofErr w:type="spellEnd"/>
+      <w:r>
+        <w:rPr>
+          <w:rFonts w:ascii="Calibri" w:hAnsi="Calibri" w:cs="Calibri"/>
+          <w:lang w:val="en-US"/>
+        </w:rPr>
+        <w:t xml:space="preserve"> community tend to start by referencing the signal to the </w:t>
+      </w:r>
+      <w:proofErr w:type="spellStart"/>
+      <w:r>
+        <w:rPr>
+          <w:rFonts w:ascii="Calibri" w:hAnsi="Calibri" w:cs="Calibri"/>
+          <w:lang w:val="en-US"/>
+        </w:rPr>
+        <w:t>Cz</w:t>
+      </w:r>
+      <w:proofErr w:type="spellEnd"/>
+      <w:r>
+        <w:rPr>
+          <w:rFonts w:ascii="Calibri" w:hAnsi="Calibri" w:cs="Calibri"/>
+          <w:lang w:val="en-US"/>
+        </w:rPr>
+        <w:t xml:space="preserve"> electrode</w:t>
+      </w:r>
+      <w:r>
+        <w:rPr>
+          <w:rFonts w:ascii="Calibri" w:hAnsi="Calibri" w:cs="Calibri"/>
+          <w:lang w:val="en-US"/>
+        </w:rPr>
+        <w:t xml:space="preserve"> before to do ICA</w:t>
+      </w:r>
+      <w:r>
+        <w:rPr>
+          <w:rFonts w:ascii="Calibri" w:hAnsi="Calibri" w:cs="Calibri"/>
+          <w:lang w:val="en-US"/>
+        </w:rPr>
+        <w:t>. This is because the common mode correction is not perfect (see https://www.fieldtriptoolbox.org/faq/preproc/dataformat/biosemi_reference/ and https://www.biosemi.com/faq/cms&amp;drl.htm).</w:t>
+      </w:r>
+      <w:r>
+        <w:rPr>
+          <w:rFonts w:ascii="Calibri" w:hAnsi="Calibri" w:cs="Calibri"/>
+          <w:lang w:val="en-US"/>
+        </w:rPr>
+        <w:t xml:space="preserve"> </w:t>
+      </w:r>
+      <w:r>
+        <w:rPr>
+          <w:rFonts w:ascii="Calibri" w:hAnsi="Calibri" w:cs="Calibri"/>
+          <w:lang w:val="en-US"/>
+        </w:rPr>
+        <w:t>However, this has the consequence of removing one electrode, which must be ignored in ICA decomposition</w:t>
+      </w:r>
+      <w:r>
+        <w:rPr>
+          <w:rFonts w:ascii="Calibri" w:hAnsi="Calibri" w:cs="Calibri"/>
+          <w:lang w:val="en-US"/>
+        </w:rPr>
+        <w:t xml:space="preserve"> and put in the table </w:t>
+      </w:r>
+      <w:r>
+        <w:rPr>
+          <w:rFonts w:ascii="Calibri" w:hAnsi="Calibri" w:cs="Calibri"/>
+          <w:lang w:val="en-US"/>
+        </w:rPr>
+        <w:t>‘Ignore bad channel(s)’</w:t>
+      </w:r>
+      <w:r>
+        <w:rPr>
+          <w:rFonts w:ascii="Calibri" w:hAnsi="Calibri" w:cs="Calibri"/>
+          <w:lang w:val="en-US"/>
+        </w:rPr>
+        <w:t xml:space="preserve"> (decreasing the rank).</w:t>
+      </w:r>
     </w:p>
     <w:p>
       <w:pPr>
@@ -2268,6 +2425,100 @@
           <w:bCs/>
           <w:lang w:val="en-US"/>
         </w:rPr>
+        <w:t xml:space="preserve">Can I pre-fill the ‘Ignore bad channel(s)’ table with bad channels before </w:t>
+      </w:r>
+      <w:r>
+        <w:rPr>
+          <w:b/>
+          <w:bCs/>
+          <w:lang w:val="en-US"/>
+        </w:rPr>
+        <w:t xml:space="preserve">executing </w:t>
+      </w:r>
+      <w:r>
+        <w:rPr>
+          <w:b/>
+          <w:bCs/>
+          <w:lang w:val="en-US"/>
+        </w:rPr>
+        <w:t>my batch</w:t>
+      </w:r>
+      <w:r>
+        <w:rPr>
+          <w:b/>
+          <w:bCs/>
+          <w:lang w:val="en-US"/>
+        </w:rPr>
+        <w:t xml:space="preserve"> ? </w:t>
+      </w:r>
+    </w:p>
+    <w:p>
+      <w:pPr>
+        <w:spacing w:line="240" w:lineRule="auto"/>
+        <w:ind w:firstLine="0"/>
+        <w:rPr>
+          <w:lang w:val="en-US"/>
+        </w:rPr>
+      </w:pPr>
+      <w:r>
+        <w:rPr>
+          <w:lang w:val="en-US"/>
+        </w:rPr>
+        <w:t>Unfortunately not. You can pre-fill this table and save it in the processing parameters by clicking the 'Save in memory' button. However, the bad channel table will only be restored if the input files are the same. In batch mode, you will usually start by filtering the data, which changes the input file name compared to the raw data before the batch. In this particular case, it is recommended that you use the ICA module separately (i.e. not in batch mode) and add the bad channels spotted after visual inspection.</w:t>
+      </w:r>
+      <w:r>
+        <w:rPr>
+          <w:lang w:val="en-US"/>
+        </w:rPr>
+        <w:br/>
+      </w:r>
+      <w:r>
+        <w:rPr>
+          <w:lang w:val="en-US"/>
+        </w:rPr>
+        <w:t xml:space="preserve">However, if you use batch mode, the module will automatically fill the 'bad channels' table with the bridged channels detected by preceding bridge detection, as well as the flat channels, if you re-ref your data before the ICA (as is the case with </w:t>
+      </w:r>
+      <w:proofErr w:type="spellStart"/>
+      <w:r>
+        <w:rPr>
+          <w:lang w:val="en-US"/>
+        </w:rPr>
+        <w:t>Biosemi</w:t>
+      </w:r>
+      <w:proofErr w:type="spellEnd"/>
+      <w:r>
+        <w:rPr>
+          <w:lang w:val="en-US"/>
+        </w:rPr>
+        <w:t xml:space="preserve"> data).</w:t>
+      </w:r>
+    </w:p>
+    <w:p>
+      <w:pPr>
+        <w:spacing w:line="240" w:lineRule="auto"/>
+        <w:ind w:firstLine="0"/>
+        <w:rPr>
+          <w:lang w:val="en-US"/>
+        </w:rPr>
+      </w:pPr>
+    </w:p>
+    <w:p>
+      <w:pPr>
+        <w:spacing w:line="240" w:lineRule="auto"/>
+        <w:ind w:firstLine="0"/>
+        <w:rPr>
+          <w:b/>
+          <w:bCs/>
+          <w:lang w:val="en-US"/>
+        </w:rPr>
+      </w:pPr>
+      <w:r>
+        <w:rPr>
+          <w:b/>
+          <w:bCs/>
+          <w:lang w:val="en-US"/>
+        </w:rPr>
+        <w:lastRenderedPageBreak/>
         <w:t xml:space="preserve">I have a problem of topography when I inspect my compounds. What I can do ? </w:t>
       </w:r>
     </w:p>
@@ -2283,7 +2534,7 @@
         <w:rPr>
           <w:lang w:val="en-US"/>
         </w:rPr>
-        <w:t>This is a recurring and very irritating problem.</w:t>
+        <w:t>This is an extremely irritating problem.</w:t>
       </w:r>
       <w:r>
         <w:rPr>
@@ -2309,16 +2560,14 @@
         <w:rPr>
           <w:lang w:val="en-US"/>
         </w:rPr>
-        <w:t xml:space="preserve">This could happen if you create your own electrode coordinate file based on coordinates extracted from </w:t>
-      </w:r>
-      <w:proofErr w:type="spellStart"/>
-      <w:r>
-        <w:rPr>
-          <w:lang w:val="en-US"/>
-        </w:rPr>
-        <w:t>EEGlab</w:t>
-      </w:r>
-      <w:proofErr w:type="spellEnd"/>
+        <w:t>This could happen if you create your own electrode coordinate file based on coordinates extracted from EEG</w:t>
+      </w:r>
+      <w:r>
+        <w:rPr>
+          <w:lang w:val="en-US"/>
+        </w:rPr>
+        <w:t>LAB</w:t>
+      </w:r>
       <w:r>
         <w:rPr>
           <w:lang w:val="en-US"/>
@@ -2385,7 +2634,6 @@
           <w:noProof/>
           <w:lang w:val="en-US"/>
         </w:rPr>
-        <w:lastRenderedPageBreak/>
         <w:drawing>
           <wp:inline distT="0" distB="0" distL="0" distR="0" wp14:anchorId="0704DD3D" wp14:editId="02B8C86D">
             <wp:extent cx="5760720" cy="5513705"/>
@@ -2561,7 +2809,14 @@
         <w:rPr>
           <w:lang w:val="en-US"/>
         </w:rPr>
-        <w:t xml:space="preserve"> electrode coordinate file. Open the file with Excel and invert the position of the first column (position X) and the second column (position y) as shown in the figure. Save your file with .txt with Tab as delimiter. Then rename the file extension to be </w:t>
+        <w:t xml:space="preserve"> electrode coordinate file. Open the file with Excel and invert the position of the first column (position X) and the second column (position </w:t>
+      </w:r>
+      <w:r>
+        <w:rPr>
+          <w:lang w:val="en-US"/>
+        </w:rPr>
+        <w:lastRenderedPageBreak/>
+        <w:t xml:space="preserve">y) as shown in the figure. Save your file with .txt with Tab as delimiter. Then rename the file extension to be </w:t>
       </w:r>
       <w:r>
         <w:rPr>
